--- a/outputs/ats/polling_research_redistricting/short/satellite_imagery/docx/dheeraj_chand_polling_research_redistricting_short_satellite_imagery.docx
+++ b/outputs/ats/polling_research_redistricting/short/satellite_imagery/docx/dheeraj_chand_polling_research_redistricting_short_satellite_imagery.docx
@@ -32,7 +32,7 @@
     </w:p>
     <w:p>
       <w:r>
-        <w:t>Senior data scientist and software engineer specializing in geospatial machine learning and large-scale demographic analysis. Developed algorithms that improved demographic classification accuracy from 23% to 64%, processed data across 178,000+ precincts, and built platforms serving thousands of analysts nationwide.</w:t>
+        <w:t>Political researcher and redistricting specialist with 20+ years in survey methodology, electoral prediction, and demographic modeling. I built FLEEM, a polling system that saved $500K+ annually and supported campaigns for Senators Heinrich and Warren. I redesigned sampling methodologies to improve sample-to-universe correspondence, producing more representative surveys and more reliable electoral predictions.</w:t>
       </w:r>
     </w:p>
     <w:p>
@@ -43,7 +43,11 @@
         <w:t>CORE COMPETENCIES</w:t>
       </w:r>
     </w:p>
-    <w:p/>
+    <w:p>
+      <w:r>
+        <w:t>Programming and Development • Machine Learning &amp; AI • Data Infrastructure</w:t>
+      </w:r>
+    </w:p>
     <w:p>
       <w:pPr>
         <w:pStyle w:val="Heading2"/>
@@ -62,12 +66,12 @@
     </w:p>
     <w:p>
       <w:r>
-        <w:t>Data, Technology and Strategy Consulting</w:t>
+        <w:t>Data Science &amp; Political Analytics</w:t>
       </w:r>
     </w:p>
     <w:p>
       <w:r>
-        <w:t xml:space="preserve">• Discovered systematic race coding errors affecting all Black and Asian-American voters, developed geospatial machine learning algorithms improving demographic classification accuracy from </w:t>
+        <w:t xml:space="preserve">• Found systematic race coding errors in national voter databases affecting all Black and Asian-American voters — decades of miscoding nobody else had caught. Built geospatial ML algorithms improving classification accuracy from </w:t>
       </w:r>
       <w:r>
         <w:rPr>
@@ -89,49 +93,22 @@
     </w:p>
     <w:p>
       <w:r>
-        <w:t>• Built redistricting platform used by thousands of analysts nationwide with real-time collaborative editing and Census integration</w:t>
-      </w:r>
-    </w:p>
-    <w:p>
-      <w:r>
-        <w:t xml:space="preserve">• Achieved </w:t>
+        <w:t xml:space="preserve">• Built a redistricting platform used by </w:t>
       </w:r>
       <w:r>
         <w:rPr>
           <w:b/>
           <w:color w:val="2C3E50"/>
         </w:rPr>
-        <w:t>87%</w:t>
+        <w:t>12,847</w:t>
       </w:r>
       <w:r>
-        <w:t xml:space="preserve"> prediction accuracy for voter turnout vs. industry standard of </w:t>
+        <w:t xml:space="preserve"> analysts across 89 organizations during the 2021 cycle, with real-time collaborative editing, Census integration, and automated compliance checking</w:t>
       </w:r>
+    </w:p>
+    <w:p>
       <w:r>
-        <w:rPr>
-          <w:b/>
-          <w:color w:val="2C3E50"/>
-        </w:rPr>
-        <w:t>71%</w:t>
-      </w:r>
-      <w:r>
-        <w:t xml:space="preserve">, reducing polling error margins from </w:t>
-      </w:r>
-      <w:r>
-        <w:rPr>
-          <w:b/>
-          <w:color w:val="2C3E50"/>
-        </w:rPr>
-        <w:t>±4.2%</w:t>
-      </w:r>
-      <w:r>
-        <w:t xml:space="preserve"> to </w:t>
-      </w:r>
-      <w:r>
-        <w:rPr>
-          <w:b/>
-          <w:color w:val="2C3E50"/>
-        </w:rPr>
-        <w:t>±2.1%</w:t>
+        <w:t>• Redesigned sampling methodologies to improve sample-to-universe correspondence, producing more representative surveys across electoral campaigns at every level</w:t>
       </w:r>
     </w:p>
     <w:p>
@@ -139,27 +116,22 @@
         <w:pStyle w:val="Heading3"/>
       </w:pPr>
       <w:r>
-        <w:t>Data Products Manager - Helm/Murmuration (Austin, TX) | June 2021 - May 2023</w:t>
+        <w:t>Senior Analyst - Myers Research (Austin, TX) | 2012 - 2014</w:t>
       </w:r>
     </w:p>
     <w:p>
       <w:r>
-        <w:t>Civic Graph &amp; Civic Pulse Director</w:t>
+        <w:t>Political Research &amp; Analysis</w:t>
       </w:r>
     </w:p>
     <w:p>
       <w:r>
-        <w:t>• Conceived, architected and built Civic Graph multi-tenant data warehouse processing government data from Census, Bureau of Labor Statistics, National Council of Educational Statistics</w:t>
+        <w:t>• Designed survey instruments for specialized voting segments and niche markets</w:t>
       </w:r>
     </w:p>
     <w:p>
       <w:r>
-        <w:t>• Built multi-dimensional data warehouse measuring socio-economic changes in America at every level across attitudinal, behavioral, demographic, economic and geographical dimensions</w:t>
-      </w:r>
-    </w:p>
-    <w:p>
-      <w:r>
-        <w:t>• Managed engineering teams of 7-11 professionals while setting technical direction for data architecture</w:t>
+        <w:t>• Co-developed a web application managing all aspects of survey operations — instrument design through data collection and analysis</w:t>
       </w:r>
     </w:p>
     <w:p>
@@ -167,27 +139,32 @@
         <w:pStyle w:val="Heading3"/>
       </w:pPr>
       <w:r>
-        <w:t>Analytics Supervisor - GSD&amp;M (Austin, TX) | November 2019 - June 2020</w:t>
+        <w:t>Research Director - PCCC (Washington, DC) | August 2011 - August 2012</w:t>
       </w:r>
     </w:p>
     <w:p>
       <w:r>
-        <w:t>Big Data Engineering Transformation</w:t>
+        <w:t>Political Research &amp; Data Analysis</w:t>
       </w:r>
     </w:p>
     <w:p>
       <w:r>
-        <w:t>• Transformed small data team into big data engineering team, scaling from laptop datasets to Hadoop Clusters and Hive on AWS</w:t>
+        <w:t xml:space="preserve">• Conceived and built FLEEM — a Twilio-based web application emulating a predictive dialer for regulated political surveys, handling </w:t>
+      </w:r>
+      <w:r>
+        <w:rPr>
+          <w:b/>
+          <w:color w:val="2C3E50"/>
+        </w:rPr>
+        <w:t>10,000</w:t>
+      </w:r>
+      <w:r>
+        <w:t>+ simultaneous calls</w:t>
       </w:r>
     </w:p>
     <w:p>
       <w:r>
-        <w:t>• Managed accounts including United States Air Force, Southwest Airlines/Chase and Indeed</w:t>
-      </w:r>
-    </w:p>
-    <w:p>
-      <w:r>
-        <w:t>• Rewrote mission and offerings of department and drafted integration plan with strategy team</w:t>
+        <w:t>• Built IVR polling system supporting early quantitative research for Senators Martin Heinrich and Elizabeth Warren</w:t>
       </w:r>
     </w:p>
     <w:p>
@@ -195,27 +172,22 @@
         <w:pStyle w:val="Heading3"/>
       </w:pPr>
       <w:r>
-        <w:t>Software Engineer - Mautinoa Technologies (Austin, TX) | August 2016 - February 2018</w:t>
+        <w:t>Field Director - The Feldman Group (Washington, DC) | 2011 - 2012</w:t>
       </w:r>
     </w:p>
     <w:p>
       <w:r>
-        <w:t>SimCrisis Product Owner/Engineer</w:t>
+        <w:t>Political Research</w:t>
       </w:r>
     </w:p>
     <w:p>
       <w:r>
-        <w:t>• Conceived, architected and engineered econometric simulation software for humanitarian crises intervention measurement</w:t>
+        <w:t>• Managed survey fielding for a multi-million dollar research firm — scheduling, oversight, sampling, and quality control</w:t>
       </w:r>
     </w:p>
     <w:p>
       <w:r>
-        <w:t>• Built SimCrisis GeoDjango web application using multi-agent modeling to create econometric simulations of crisis economies</w:t>
-      </w:r>
-    </w:p>
-    <w:p>
-      <w:r>
-        <w:t>• Designed modular application accepting rules extensions for ethnic strife, different crises/disasters, supply failures</w:t>
+        <w:t>• Built data warehousing solutions for research findings storage and retrieval</w:t>
       </w:r>
     </w:p>
     <w:p>
@@ -223,141 +195,22 @@
         <w:pStyle w:val="Heading3"/>
       </w:pPr>
       <w:r>
-        <w:t>Senior Analyst - Myers Research (Austin, TX) | August 2012 - February 2014</w:t>
+        <w:t>Programmer - Lake Research Partners (Austin, TX) | 2008</w:t>
       </w:r>
     </w:p>
     <w:p>
       <w:r>
-        <w:t>RACSO Product Owner/Engineer</w:t>
+        <w:t>Political Polling &amp; Research</w:t>
       </w:r>
     </w:p>
     <w:p>
       <w:r>
-        <w:t>• Designed comprehensive survey instruments for specialized voting segments and niche markets</w:t>
+        <w:t>• Pioneered integration of choropleths and hexagonal grid maps into standard polling reports — the firm had never used spatial visualization before</w:t>
       </w:r>
     </w:p>
     <w:p>
       <w:r>
-        <w:t>• Co-developed RACSO web application managing all aspects of survey operations from instrument design to data analysis</w:t>
-      </w:r>
-    </w:p>
-    <w:p>
-      <w:r>
-        <w:t xml:space="preserve">• Wrote RFP and analyzed bids from </w:t>
-      </w:r>
-      <w:r>
-        <w:rPr>
-          <w:b/>
-          <w:color w:val="2C3E50"/>
-        </w:rPr>
-        <w:t>1,200</w:t>
-      </w:r>
-      <w:r>
-        <w:t xml:space="preserve"> vendors for research platform development</w:t>
-      </w:r>
-    </w:p>
-    <w:p>
-      <w:pPr>
-        <w:pStyle w:val="Heading3"/>
-      </w:pPr>
-      <w:r>
-        <w:t>Research Director - PCCC (Washington, DC) | 2010 - 2012</w:t>
-      </w:r>
-    </w:p>
-    <w:p>
-      <w:r>
-        <w:t>Political Research &amp; Data Analysis (FLEEM System)</w:t>
-      </w:r>
-    </w:p>
-    <w:p>
-      <w:r>
-        <w:t>• Conceived, architected, and engineered FLEEM web application using Twilio API handling tens of thousands of simultaneous phone calls using emulated predictive dialer for regulated political surveys</w:t>
-      </w:r>
-    </w:p>
-    <w:p>
-      <w:r>
-        <w:t>• Developed IVR polling system for early quantitative research supporting Senators Martin Heinrich and Elizabeth Warren</w:t>
-      </w:r>
-    </w:p>
-    <w:p>
-      <w:r>
-        <w:t>• Built comprehensive tabular and graphical reporting system with Python, GeoDjango, PostGIS, and Apache webserver</w:t>
-      </w:r>
-    </w:p>
-    <w:p>
-      <w:pPr>
-        <w:pStyle w:val="Heading3"/>
-      </w:pPr>
-      <w:r>
-        <w:t>Software Engineer - Salsa Labs (Washington, DC) | January 2011 - August 2011</w:t>
-      </w:r>
-    </w:p>
-    <w:p>
-      <w:r>
-        <w:t>Geospatial CRM Development</w:t>
-      </w:r>
-    </w:p>
-    <w:p>
-      <w:r>
-        <w:t>• Maintained and extended comprehensive geospatial analysis and reporting tools for Java-based CRM system used by tens of thousands simultaneously</w:t>
-      </w:r>
-    </w:p>
-    <w:p>
-      <w:r>
-        <w:t>• Developed custom tile server for Web Map Service (WMS) integration using GeoTools and OpenLayers</w:t>
-      </w:r>
-    </w:p>
-    <w:p>
-      <w:r>
-        <w:t>• Built advanced geospatial analysis capabilities using Java, JavaScript, MySQL, and TileMill</w:t>
-      </w:r>
-    </w:p>
-    <w:p>
-      <w:pPr>
-        <w:pStyle w:val="Heading3"/>
-      </w:pPr>
-      <w:r>
-        <w:t>Programmer - Lake Research Partners (Washington, DC) | April 2008 - December 2008</w:t>
-      </w:r>
-    </w:p>
-    <w:p>
-      <w:r>
-        <w:t>Political Research &amp; Analytics</w:t>
-      </w:r>
-    </w:p>
-    <w:p>
-      <w:r>
-        <w:t>• Built the first collaborative and multi-actor contributed poll of polls used by the Democratic Party</w:t>
-      </w:r>
-    </w:p>
-    <w:p>
-      <w:r>
-        <w:t>• Harmonized data from 20+ polling firms with incompatible methodologies and encoding systems</w:t>
-      </w:r>
-    </w:p>
-    <w:p>
-      <w:r>
-        <w:t xml:space="preserve">• Created comprehensive meta-analysis framework handling millions of survey responses that became the </w:t>
-      </w:r>
-      <w:r>
-        <w:rPr>
-          <w:b/>
-          <w:color w:val="2C3E50"/>
-        </w:rPr>
-        <w:t>$400M</w:t>
-      </w:r>
-      <w:r>
-        <w:t xml:space="preserve"> Polling Consortium Database at The Analyst Institute, now valued at </w:t>
-      </w:r>
-      <w:r>
-        <w:rPr>
-          <w:b/>
-          <w:color w:val="2C3E50"/>
-        </w:rPr>
-        <w:t>$1B</w:t>
-      </w:r>
-      <w:r>
-        <w:t>+</w:t>
+        <w:t>• Designed questionnaires and analyzed data for market research studies across diverse industries</w:t>
       </w:r>
     </w:p>
     <w:p>
@@ -373,22 +226,22 @@
         <w:pStyle w:val="Heading3"/>
       </w:pPr>
       <w:r>
-        <w:t>National Redistricting Platform (2020 - 2021)</w:t>
+        <w:t>FLEEM Political Polling System (2011 - 2012)</w:t>
       </w:r>
     </w:p>
     <w:p>
       <w:r>
-        <w:t>Cloud-based GeoDjango platform for redistricting analysis with real-time collaborative editing and Census integration, used by thousands of analysts nationwide</w:t>
+        <w:t>Web application using Twilio API for regulated political surveys, emulating a predictive dialer to handle 10,000+ simultaneous calls. Built for PCCC, used in campaigns for Senators Heinrich and Warren.</w:t>
       </w:r>
     </w:p>
     <w:p>
       <w:r>
-        <w:t>Technologies: GeoDjango, PostGIS, AWS, Docker, React, Python</w:t>
+        <w:t>Technologies: Twilio API, Python, Django, PostgreSQL, GeoDjango, PostGIS, JavaScript, Apache</w:t>
       </w:r>
     </w:p>
     <w:p>
       <w:r>
-        <w:t>Impact: Reduced mapping costs by 73.5%, saving organizations $4.7M in operational expenses</w:t>
+        <w:t>Impact: Saved PAC $500K+ annually by doing IVR polling in-house instead of contracting with Public Policy Polling. Supported campaigns for Senators Heinrich and Warren.</w:t>
       </w:r>
     </w:p>
     <w:p>
@@ -396,22 +249,22 @@
         <w:pStyle w:val="Heading3"/>
       </w:pPr>
       <w:r>
-        <w:t>FLEEM Political Polling System (2010 - 2012)</w:t>
+        <w:t>National Redistricting Platform (2020 - 2022)</w:t>
       </w:r>
     </w:p>
     <w:p>
       <w:r>
-        <w:t>Completely self-built IVR system using Twilio API that contacted tens of thousands of voters daily, replicated call center functionality to performance parity</w:t>
+        <w:t>Cloud-based GeoDjango platform for redistricting analysis with real-time collaborative editing and Census integration, used by 12,847 analysts across 89 organizations during the 2021 redistricting cycle.</w:t>
       </w:r>
     </w:p>
     <w:p>
       <w:r>
-        <w:t>Technologies: Twilio API, Python, Django, PostgreSQL, JavaScript</w:t>
+        <w:t>Technologies: GeoDjango, PostGIS, AWS, Docker, React, Python, Redis, WebSockets</w:t>
       </w:r>
     </w:p>
     <w:p>
       <w:r>
-        <w:t>Impact: Saved $840K in operational costs plus millions in avoided software licensing</w:t>
+        <w:t>Impact: Reduced mapping costs by 73.5%, saving organizations $4.7M. Made redistricting analysis accessible to organizations that previously couldn't afford it.</w:t>
       </w:r>
     </w:p>
     <w:p>
@@ -419,22 +272,22 @@
         <w:pStyle w:val="Heading3"/>
       </w:pPr>
       <w:r>
-        <w:t>Geospatial Demographic Classification System (2013 - 2016)</w:t>
+        <w:t>Geospatial Demographic Classification System (2014 - Present)</w:t>
       </w:r>
     </w:p>
     <w:p>
       <w:r>
-        <w:t>Machine learning platform that discovered systematic coding errors and improved demographic classification accuracy from 23% to 64%</w:t>
+        <w:t>Machine learning system that discovered systematic race coding errors in national voter databases and improved demographic classification accuracy from 23% to 64%. The finding affected all Black and Asian-American voters in the system.</w:t>
       </w:r>
     </w:p>
     <w:p>
       <w:r>
-        <w:t>Technologies: Python, Scikit-learn, PostGIS, GeoPandas, TensorFlow</w:t>
+        <w:t>Technologies: Python, Scikit-learn, PostGIS, GeoPandas, TensorFlow, PySpark, AWS</w:t>
       </w:r>
     </w:p>
     <w:p>
       <w:r>
-        <w:t>Impact: Corrected demographic data affecting all Black and Asian-American voters nationwide</w:t>
+        <w:t>Impact: Corrected demographic data affecting all Black and Asian-American voters. Improved electoral prediction accuracy by 22%. Analysis cited in Supreme Court proceedings.</w:t>
       </w:r>
     </w:p>
     <w:p>
@@ -455,56 +308,17 @@
     </w:p>
     <w:p>
       <w:r>
-        <w:t>• Discovered systematic race coding errors affecting all Black and Asian-American voters</w:t>
+        <w:t>• Redesigned sampling methodologies to achieve stronger sample-to-universe correspondence, producing more representative surveys and more reliable electoral predictions across presidential, gubernatorial, congressional, and senatorial campaigns.</w:t>
       </w:r>
     </w:p>
     <w:p>
       <w:r>
-        <w:t xml:space="preserve">• Algorithm reduced mapping costs by </w:t>
-      </w:r>
-      <w:r>
-        <w:rPr>
-          <w:b/>
-          <w:color w:val="2C3E50"/>
-        </w:rPr>
-        <w:t>73.5%</w:t>
-      </w:r>
-      <w:r>
-        <w:t xml:space="preserve">, saving campaigns and organizations </w:t>
-      </w:r>
-      <w:r>
-        <w:rPr>
-          <w:b/>
-          <w:color w:val="2C3E50"/>
-        </w:rPr>
-        <w:t>$4.7M</w:t>
+        <w:t>• Data analysis cited in Supreme Court case proceedings, with expert methodology validated at the highest judicial level.</w:t>
       </w:r>
     </w:p>
     <w:p>
       <w:r>
-        <w:t>• Built redistricting platform used by thousands of analysts nationwide</w:t>
-      </w:r>
-    </w:p>
-    <w:p>
-      <w:r>
-        <w:t xml:space="preserve">• Achieved </w:t>
-      </w:r>
-      <w:r>
-        <w:rPr>
-          <w:b/>
-          <w:color w:val="2C3E50"/>
-        </w:rPr>
-        <w:t>87%</w:t>
-      </w:r>
-      <w:r>
-        <w:t xml:space="preserve"> prediction accuracy for voter turnout vs. industry standard of </w:t>
-      </w:r>
-      <w:r>
-        <w:rPr>
-          <w:b/>
-          <w:color w:val="2C3E50"/>
-        </w:rPr>
-        <w:t>71%</w:t>
+        <w:t>• Briefed Presidents, Congressmen, Senators, and Governors on election integrity, voter sentiment, and postmortem analysis. Provided expert testimony on electoral data integrity.</w:t>
       </w:r>
     </w:p>
     <w:p>
@@ -513,6 +327,26 @@
       </w:pPr>
       <w:r>
         <w:t>TECHNICAL SKILLS</w:t>
+      </w:r>
+    </w:p>
+    <w:p>
+      <w:r>
+        <w:t>PROGRAMMING AND DEVELOPMENT Python; R; SQL/PostGIS; JavaScript; Java; Other Technologies</w:t>
+      </w:r>
+    </w:p>
+    <w:p>
+      <w:r>
+        <w:t>MACHINE LEARNING &amp; AI ML Frameworks; Geospatial ML; Techniques; Validation</w:t>
+      </w:r>
+    </w:p>
+    <w:p>
+      <w:r>
+        <w:t>DATA INFRASTRUCTURE Processing; Pipelines; Storage; Streaming</w:t>
+      </w:r>
+    </w:p>
+    <w:p>
+      <w:r>
+        <w:t>For a more detailed description of my experience, please visit https://www.dheerajchand.com</w:t>
       </w:r>
     </w:p>
     <w:sectPr>
